--- a/Templates_RU_Text/template3_1day_1month.docx
+++ b/Templates_RU_Text/template3_1day_1month.docx
@@ -898,7 +898,7 @@
           <w:sz w:val="36"/>
           <w:szCs w:val="36"/>
         </w:rPr>
-        <w:t>has successfully completed the intensive training</w:t>
+        <w:t>успешно завершил(а) интенсивный тренинг</w:t>
       </w:r>
       <w:r>
         <w:rPr>
@@ -1144,7 +1144,7 @@
           <w:color w:val="747480"/>
           <w:spacing w:val="-1"/>
         </w:rPr>
-        <w:t xml:space="preserve">Certificate ID Number: </w:t>
+        <w:t xml:space="preserve">Номер сертификата: </w:t>
       </w:r>
       <w:r>
         <w:rPr>
